--- a/manuscript/lichen_dong_within_rge_table_figure_03022026.docx
+++ b/manuscript/lichen_dong_within_rge_table_figure_03022026.docx
@@ -165,16 +165,23 @@
               <w:top w:val="single" w:sz="4" w:space="0" w:color="auto"/>
               <w:bottom w:val="single" w:sz="4" w:space="0" w:color="auto"/>
             </w:tcBorders>
-          </w:tcPr>
-          <w:p>
-            <w:pPr>
-              <w:spacing w:line="360" w:lineRule="auto"/>
-              <w:contextualSpacing/>
-              <w:jc w:val="center"/>
-              <w:rPr>
-                <w:rFonts w:ascii="Times New Roman" w:hAnsi="Times New Roman" w:cs="Times New Roman"/>
-              </w:rPr>
-            </w:pPr>
+            <w:vAlign w:val="center"/>
+          </w:tcPr>
+          <w:p>
+            <w:pPr>
+              <w:spacing w:line="360" w:lineRule="auto"/>
+              <w:contextualSpacing/>
+              <w:jc w:val="center"/>
+              <w:rPr>
+                <w:rFonts w:ascii="Times New Roman" w:hAnsi="Times New Roman" w:cs="Times New Roman"/>
+              </w:rPr>
+            </w:pPr>
+            <w:r>
+              <w:rPr>
+                <w:rFonts w:ascii="Times New Roman" w:hAnsi="Times New Roman" w:cs="Times New Roman"/>
+              </w:rPr>
+              <w:t>Subsample Comparison</w:t>
+            </w:r>
           </w:p>
         </w:tc>
       </w:tr>
@@ -292,20 +299,22 @@
               <w:top w:val="single" w:sz="4" w:space="0" w:color="auto"/>
               <w:bottom w:val="single" w:sz="4" w:space="0" w:color="auto"/>
             </w:tcBorders>
-          </w:tcPr>
-          <w:p>
-            <w:pPr>
-              <w:spacing w:line="360" w:lineRule="auto"/>
-              <w:contextualSpacing/>
-              <w:jc w:val="center"/>
-              <w:rPr>
-                <w:rFonts w:ascii="Times New Roman" w:hAnsi="Times New Roman" w:cs="Times New Roman"/>
-              </w:rPr>
-            </w:pPr>
-            <w:commentRangeStart w:id="1"/>
-            <w:r>
-              <w:rPr>
-                <w:rFonts w:ascii="Times New Roman" w:hAnsi="Times New Roman" w:cs="Times New Roman"/>
+            <w:vAlign w:val="center"/>
+          </w:tcPr>
+          <w:p>
+            <w:pPr>
+              <w:spacing w:line="360" w:lineRule="auto"/>
+              <w:contextualSpacing/>
+              <w:jc w:val="center"/>
+              <w:rPr>
+                <w:rFonts w:ascii="Times New Roman" w:hAnsi="Times New Roman" w:cs="Times New Roman"/>
+              </w:rPr>
+            </w:pPr>
+            <w:r>
+              <w:rPr>
+                <w:rFonts w:ascii="Times New Roman" w:hAnsi="Times New Roman" w:cs="Times New Roman"/>
+                <w:i/>
+                <w:iCs/>
               </w:rPr>
               <w:t>p</w:t>
             </w:r>
@@ -313,17 +322,7 @@
               <w:rPr>
                 <w:rFonts w:ascii="Times New Roman" w:hAnsi="Times New Roman" w:cs="Times New Roman"/>
               </w:rPr>
-              <w:t xml:space="preserve"> or chi sq</w:t>
-            </w:r>
-            <w:commentRangeEnd w:id="1"/>
-            <w:r>
-              <w:rPr>
-                <w:rStyle w:val="CommentReference"/>
-                <w:rFonts w:ascii="Times New Roman" w:hAnsi="Times New Roman" w:cs="Times New Roman"/>
-                <w:sz w:val="22"/>
-                <w:szCs w:val="22"/>
-              </w:rPr>
-              <w:commentReference w:id="1"/>
+              <w:t>-value</w:t>
             </w:r>
           </w:p>
         </w:tc>
@@ -431,6 +430,7 @@
             <w:tcBorders>
               <w:top w:val="single" w:sz="4" w:space="0" w:color="auto"/>
             </w:tcBorders>
+            <w:vAlign w:val="center"/>
           </w:tcPr>
           <w:p>
             <w:pPr>
@@ -526,6 +526,7 @@
         <w:tc>
           <w:tcPr>
             <w:tcW w:w="956" w:type="pct"/>
+            <w:vAlign w:val="center"/>
           </w:tcPr>
           <w:p>
             <w:pPr>
@@ -633,16 +634,23 @@
         <w:tc>
           <w:tcPr>
             <w:tcW w:w="956" w:type="pct"/>
-          </w:tcPr>
-          <w:p>
-            <w:pPr>
-              <w:spacing w:line="360" w:lineRule="auto"/>
-              <w:contextualSpacing/>
-              <w:jc w:val="center"/>
-              <w:rPr>
-                <w:rFonts w:ascii="Times New Roman" w:hAnsi="Times New Roman" w:cs="Times New Roman"/>
-              </w:rPr>
-            </w:pPr>
+            <w:vAlign w:val="center"/>
+          </w:tcPr>
+          <w:p>
+            <w:pPr>
+              <w:spacing w:line="360" w:lineRule="auto"/>
+              <w:contextualSpacing/>
+              <w:jc w:val="center"/>
+              <w:rPr>
+                <w:rFonts w:ascii="Times New Roman" w:hAnsi="Times New Roman" w:cs="Times New Roman"/>
+              </w:rPr>
+            </w:pPr>
+            <w:r>
+              <w:rPr>
+                <w:rFonts w:ascii="Times New Roman" w:hAnsi="Times New Roman" w:cs="Times New Roman"/>
+              </w:rPr>
+              <w:t>.783</w:t>
+            </w:r>
           </w:p>
         </w:tc>
       </w:tr>
@@ -740,16 +748,23 @@
         <w:tc>
           <w:tcPr>
             <w:tcW w:w="956" w:type="pct"/>
-          </w:tcPr>
-          <w:p>
-            <w:pPr>
-              <w:spacing w:line="360" w:lineRule="auto"/>
-              <w:contextualSpacing/>
-              <w:jc w:val="center"/>
-              <w:rPr>
-                <w:rFonts w:ascii="Times New Roman" w:hAnsi="Times New Roman" w:cs="Times New Roman"/>
-              </w:rPr>
-            </w:pPr>
+            <w:vAlign w:val="center"/>
+          </w:tcPr>
+          <w:p>
+            <w:pPr>
+              <w:spacing w:line="360" w:lineRule="auto"/>
+              <w:contextualSpacing/>
+              <w:jc w:val="center"/>
+              <w:rPr>
+                <w:rFonts w:ascii="Times New Roman" w:hAnsi="Times New Roman" w:cs="Times New Roman"/>
+              </w:rPr>
+            </w:pPr>
+            <w:r>
+              <w:rPr>
+                <w:rFonts w:ascii="Times New Roman" w:hAnsi="Times New Roman" w:cs="Times New Roman"/>
+              </w:rPr>
+              <w:t>.097</w:t>
+            </w:r>
           </w:p>
         </w:tc>
       </w:tr>
@@ -842,6 +857,7 @@
         <w:tc>
           <w:tcPr>
             <w:tcW w:w="956" w:type="pct"/>
+            <w:vAlign w:val="center"/>
           </w:tcPr>
           <w:p>
             <w:pPr>
@@ -944,16 +960,24 @@
         <w:tc>
           <w:tcPr>
             <w:tcW w:w="956" w:type="pct"/>
-          </w:tcPr>
-          <w:p>
-            <w:pPr>
-              <w:spacing w:line="360" w:lineRule="auto"/>
-              <w:contextualSpacing/>
-              <w:jc w:val="center"/>
-              <w:rPr>
-                <w:rFonts w:ascii="Times New Roman" w:hAnsi="Times New Roman" w:cs="Times New Roman"/>
-              </w:rPr>
-            </w:pPr>
+            <w:vMerge w:val="restart"/>
+            <w:vAlign w:val="center"/>
+          </w:tcPr>
+          <w:p>
+            <w:pPr>
+              <w:spacing w:line="360" w:lineRule="auto"/>
+              <w:contextualSpacing/>
+              <w:jc w:val="center"/>
+              <w:rPr>
+                <w:rFonts w:ascii="Times New Roman" w:hAnsi="Times New Roman" w:cs="Times New Roman"/>
+              </w:rPr>
+            </w:pPr>
+            <w:r>
+              <w:rPr>
+                <w:rFonts w:ascii="Times New Roman" w:hAnsi="Times New Roman" w:cs="Times New Roman"/>
+              </w:rPr>
+              <w:t>.118</w:t>
+            </w:r>
           </w:p>
         </w:tc>
       </w:tr>
@@ -1046,6 +1070,8 @@
         <w:tc>
           <w:tcPr>
             <w:tcW w:w="956" w:type="pct"/>
+            <w:vMerge/>
+            <w:vAlign w:val="center"/>
           </w:tcPr>
           <w:p>
             <w:pPr>
@@ -1148,6 +1174,8 @@
         <w:tc>
           <w:tcPr>
             <w:tcW w:w="956" w:type="pct"/>
+            <w:vMerge/>
+            <w:vAlign w:val="center"/>
           </w:tcPr>
           <w:p>
             <w:pPr>
@@ -1250,6 +1278,8 @@
         <w:tc>
           <w:tcPr>
             <w:tcW w:w="956" w:type="pct"/>
+            <w:vMerge/>
+            <w:vAlign w:val="center"/>
           </w:tcPr>
           <w:p>
             <w:pPr>
@@ -1346,6 +1376,7 @@
         <w:tc>
           <w:tcPr>
             <w:tcW w:w="956" w:type="pct"/>
+            <w:vAlign w:val="center"/>
           </w:tcPr>
           <w:p>
             <w:pPr>
@@ -1448,16 +1479,23 @@
         <w:tc>
           <w:tcPr>
             <w:tcW w:w="956" w:type="pct"/>
-          </w:tcPr>
-          <w:p>
-            <w:pPr>
-              <w:spacing w:line="360" w:lineRule="auto"/>
-              <w:contextualSpacing/>
-              <w:jc w:val="center"/>
-              <w:rPr>
-                <w:rFonts w:ascii="Times New Roman" w:hAnsi="Times New Roman" w:cs="Times New Roman"/>
-              </w:rPr>
-            </w:pPr>
+            <w:vAlign w:val="center"/>
+          </w:tcPr>
+          <w:p>
+            <w:pPr>
+              <w:spacing w:line="360" w:lineRule="auto"/>
+              <w:contextualSpacing/>
+              <w:jc w:val="center"/>
+              <w:rPr>
+                <w:rFonts w:ascii="Times New Roman" w:hAnsi="Times New Roman" w:cs="Times New Roman"/>
+              </w:rPr>
+            </w:pPr>
+            <w:r>
+              <w:rPr>
+                <w:rFonts w:ascii="Times New Roman" w:hAnsi="Times New Roman" w:cs="Times New Roman"/>
+              </w:rPr>
+              <w:t>.179</w:t>
+            </w:r>
           </w:p>
         </w:tc>
       </w:tr>
@@ -1550,16 +1588,23 @@
         <w:tc>
           <w:tcPr>
             <w:tcW w:w="956" w:type="pct"/>
-          </w:tcPr>
-          <w:p>
-            <w:pPr>
-              <w:spacing w:line="360" w:lineRule="auto"/>
-              <w:contextualSpacing/>
-              <w:jc w:val="center"/>
-              <w:rPr>
-                <w:rFonts w:ascii="Times New Roman" w:hAnsi="Times New Roman" w:cs="Times New Roman"/>
-              </w:rPr>
-            </w:pPr>
+            <w:vAlign w:val="center"/>
+          </w:tcPr>
+          <w:p>
+            <w:pPr>
+              <w:spacing w:line="360" w:lineRule="auto"/>
+              <w:contextualSpacing/>
+              <w:jc w:val="center"/>
+              <w:rPr>
+                <w:rFonts w:ascii="Times New Roman" w:hAnsi="Times New Roman" w:cs="Times New Roman"/>
+              </w:rPr>
+            </w:pPr>
+            <w:r>
+              <w:rPr>
+                <w:rFonts w:ascii="Times New Roman" w:hAnsi="Times New Roman" w:cs="Times New Roman"/>
+              </w:rPr>
+              <w:t>.033</w:t>
+            </w:r>
           </w:p>
         </w:tc>
       </w:tr>
@@ -1652,16 +1697,23 @@
         <w:tc>
           <w:tcPr>
             <w:tcW w:w="956" w:type="pct"/>
-          </w:tcPr>
-          <w:p>
-            <w:pPr>
-              <w:spacing w:line="360" w:lineRule="auto"/>
-              <w:contextualSpacing/>
-              <w:jc w:val="center"/>
-              <w:rPr>
-                <w:rFonts w:ascii="Times New Roman" w:hAnsi="Times New Roman" w:cs="Times New Roman"/>
-              </w:rPr>
-            </w:pPr>
+            <w:vAlign w:val="center"/>
+          </w:tcPr>
+          <w:p>
+            <w:pPr>
+              <w:spacing w:line="360" w:lineRule="auto"/>
+              <w:contextualSpacing/>
+              <w:jc w:val="center"/>
+              <w:rPr>
+                <w:rFonts w:ascii="Times New Roman" w:hAnsi="Times New Roman" w:cs="Times New Roman"/>
+              </w:rPr>
+            </w:pPr>
+            <w:r>
+              <w:rPr>
+                <w:rFonts w:ascii="Times New Roman" w:hAnsi="Times New Roman" w:cs="Times New Roman"/>
+              </w:rPr>
+              <w:t>.346</w:t>
+            </w:r>
           </w:p>
         </w:tc>
       </w:tr>
@@ -1754,16 +1806,23 @@
         <w:tc>
           <w:tcPr>
             <w:tcW w:w="956" w:type="pct"/>
-          </w:tcPr>
-          <w:p>
-            <w:pPr>
-              <w:spacing w:line="360" w:lineRule="auto"/>
-              <w:contextualSpacing/>
-              <w:jc w:val="center"/>
-              <w:rPr>
-                <w:rFonts w:ascii="Times New Roman" w:hAnsi="Times New Roman" w:cs="Times New Roman"/>
-              </w:rPr>
-            </w:pPr>
+            <w:vAlign w:val="center"/>
+          </w:tcPr>
+          <w:p>
+            <w:pPr>
+              <w:spacing w:line="360" w:lineRule="auto"/>
+              <w:contextualSpacing/>
+              <w:jc w:val="center"/>
+              <w:rPr>
+                <w:rFonts w:ascii="Times New Roman" w:hAnsi="Times New Roman" w:cs="Times New Roman"/>
+              </w:rPr>
+            </w:pPr>
+            <w:r>
+              <w:rPr>
+                <w:rFonts w:ascii="Times New Roman" w:hAnsi="Times New Roman" w:cs="Times New Roman"/>
+              </w:rPr>
+              <w:t>.427</w:t>
+            </w:r>
           </w:p>
         </w:tc>
       </w:tr>
@@ -1856,16 +1915,23 @@
         <w:tc>
           <w:tcPr>
             <w:tcW w:w="956" w:type="pct"/>
-          </w:tcPr>
-          <w:p>
-            <w:pPr>
-              <w:spacing w:line="360" w:lineRule="auto"/>
-              <w:contextualSpacing/>
-              <w:jc w:val="center"/>
-              <w:rPr>
-                <w:rFonts w:ascii="Times New Roman" w:hAnsi="Times New Roman" w:cs="Times New Roman"/>
-              </w:rPr>
-            </w:pPr>
+            <w:vAlign w:val="center"/>
+          </w:tcPr>
+          <w:p>
+            <w:pPr>
+              <w:spacing w:line="360" w:lineRule="auto"/>
+              <w:contextualSpacing/>
+              <w:jc w:val="center"/>
+              <w:rPr>
+                <w:rFonts w:ascii="Times New Roman" w:hAnsi="Times New Roman" w:cs="Times New Roman"/>
+              </w:rPr>
+            </w:pPr>
+            <w:r>
+              <w:rPr>
+                <w:rFonts w:ascii="Times New Roman" w:hAnsi="Times New Roman" w:cs="Times New Roman"/>
+              </w:rPr>
+              <w:t>.007</w:t>
+            </w:r>
           </w:p>
         </w:tc>
       </w:tr>
@@ -1958,16 +2024,23 @@
         <w:tc>
           <w:tcPr>
             <w:tcW w:w="956" w:type="pct"/>
-          </w:tcPr>
-          <w:p>
-            <w:pPr>
-              <w:spacing w:line="360" w:lineRule="auto"/>
-              <w:contextualSpacing/>
-              <w:jc w:val="center"/>
-              <w:rPr>
-                <w:rFonts w:ascii="Times New Roman" w:hAnsi="Times New Roman" w:cs="Times New Roman"/>
-              </w:rPr>
-            </w:pPr>
+            <w:vAlign w:val="center"/>
+          </w:tcPr>
+          <w:p>
+            <w:pPr>
+              <w:spacing w:line="360" w:lineRule="auto"/>
+              <w:contextualSpacing/>
+              <w:jc w:val="center"/>
+              <w:rPr>
+                <w:rFonts w:ascii="Times New Roman" w:hAnsi="Times New Roman" w:cs="Times New Roman"/>
+              </w:rPr>
+            </w:pPr>
+            <w:r>
+              <w:rPr>
+                <w:rFonts w:ascii="Times New Roman" w:hAnsi="Times New Roman" w:cs="Times New Roman"/>
+              </w:rPr>
+              <w:t>.159</w:t>
+            </w:r>
           </w:p>
         </w:tc>
       </w:tr>
@@ -2072,16 +2145,23 @@
         <w:tc>
           <w:tcPr>
             <w:tcW w:w="956" w:type="pct"/>
-          </w:tcPr>
-          <w:p>
-            <w:pPr>
-              <w:spacing w:line="360" w:lineRule="auto"/>
-              <w:contextualSpacing/>
-              <w:jc w:val="center"/>
-              <w:rPr>
-                <w:rFonts w:ascii="Times New Roman" w:hAnsi="Times New Roman" w:cs="Times New Roman"/>
-              </w:rPr>
-            </w:pPr>
+            <w:vAlign w:val="center"/>
+          </w:tcPr>
+          <w:p>
+            <w:pPr>
+              <w:spacing w:line="360" w:lineRule="auto"/>
+              <w:contextualSpacing/>
+              <w:jc w:val="center"/>
+              <w:rPr>
+                <w:rFonts w:ascii="Times New Roman" w:hAnsi="Times New Roman" w:cs="Times New Roman"/>
+              </w:rPr>
+            </w:pPr>
+            <w:r>
+              <w:rPr>
+                <w:rFonts w:ascii="Times New Roman" w:hAnsi="Times New Roman" w:cs="Times New Roman"/>
+              </w:rPr>
+              <w:t>.425</w:t>
+            </w:r>
           </w:p>
         </w:tc>
       </w:tr>
@@ -2181,6 +2261,7 @@
         <w:tc>
           <w:tcPr>
             <w:tcW w:w="956" w:type="pct"/>
+            <w:vAlign w:val="center"/>
           </w:tcPr>
           <w:p>
             <w:pPr>
@@ -2283,16 +2364,24 @@
         <w:tc>
           <w:tcPr>
             <w:tcW w:w="956" w:type="pct"/>
-          </w:tcPr>
-          <w:p>
-            <w:pPr>
-              <w:spacing w:line="360" w:lineRule="auto"/>
-              <w:contextualSpacing/>
-              <w:jc w:val="center"/>
-              <w:rPr>
-                <w:rFonts w:ascii="Times New Roman" w:hAnsi="Times New Roman" w:cs="Times New Roman"/>
-              </w:rPr>
-            </w:pPr>
+            <w:vMerge w:val="restart"/>
+            <w:vAlign w:val="center"/>
+          </w:tcPr>
+          <w:p>
+            <w:pPr>
+              <w:spacing w:line="360" w:lineRule="auto"/>
+              <w:contextualSpacing/>
+              <w:jc w:val="center"/>
+              <w:rPr>
+                <w:rFonts w:ascii="Times New Roman" w:hAnsi="Times New Roman" w:cs="Times New Roman"/>
+              </w:rPr>
+            </w:pPr>
+            <w:r>
+              <w:rPr>
+                <w:rFonts w:ascii="Times New Roman" w:hAnsi="Times New Roman" w:cs="Times New Roman"/>
+              </w:rPr>
+              <w:t>.975</w:t>
+            </w:r>
           </w:p>
         </w:tc>
       </w:tr>
@@ -2398,6 +2487,8 @@
         <w:tc>
           <w:tcPr>
             <w:tcW w:w="956" w:type="pct"/>
+            <w:vMerge/>
+            <w:vAlign w:val="center"/>
           </w:tcPr>
           <w:p>
             <w:pPr>
@@ -2500,6 +2591,8 @@
         <w:tc>
           <w:tcPr>
             <w:tcW w:w="956" w:type="pct"/>
+            <w:vMerge/>
+            <w:vAlign w:val="center"/>
           </w:tcPr>
           <w:p>
             <w:pPr>
@@ -2603,6 +2696,8 @@
         <w:tc>
           <w:tcPr>
             <w:tcW w:w="956" w:type="pct"/>
+            <w:vMerge/>
+            <w:vAlign w:val="center"/>
           </w:tcPr>
           <w:p>
             <w:pPr>
@@ -2705,6 +2800,8 @@
         <w:tc>
           <w:tcPr>
             <w:tcW w:w="956" w:type="pct"/>
+            <w:vMerge/>
+            <w:vAlign w:val="center"/>
           </w:tcPr>
           <w:p>
             <w:pPr>
@@ -2807,6 +2904,8 @@
         <w:tc>
           <w:tcPr>
             <w:tcW w:w="956" w:type="pct"/>
+            <w:vMerge/>
+            <w:vAlign w:val="center"/>
           </w:tcPr>
           <w:p>
             <w:pPr>
@@ -2909,6 +3008,8 @@
         <w:tc>
           <w:tcPr>
             <w:tcW w:w="956" w:type="pct"/>
+            <w:vMerge/>
+            <w:vAlign w:val="center"/>
           </w:tcPr>
           <w:p>
             <w:pPr>
@@ -3016,16 +3117,23 @@
         <w:tc>
           <w:tcPr>
             <w:tcW w:w="956" w:type="pct"/>
-          </w:tcPr>
-          <w:p>
-            <w:pPr>
-              <w:spacing w:line="360" w:lineRule="auto"/>
-              <w:contextualSpacing/>
-              <w:jc w:val="center"/>
-              <w:rPr>
-                <w:rFonts w:ascii="Times New Roman" w:hAnsi="Times New Roman" w:cs="Times New Roman"/>
-              </w:rPr>
-            </w:pPr>
+            <w:vAlign w:val="center"/>
+          </w:tcPr>
+          <w:p>
+            <w:pPr>
+              <w:spacing w:line="360" w:lineRule="auto"/>
+              <w:contextualSpacing/>
+              <w:jc w:val="center"/>
+              <w:rPr>
+                <w:rFonts w:ascii="Times New Roman" w:hAnsi="Times New Roman" w:cs="Times New Roman"/>
+              </w:rPr>
+            </w:pPr>
+            <w:r>
+              <w:rPr>
+                <w:rFonts w:ascii="Times New Roman" w:hAnsi="Times New Roman" w:cs="Times New Roman"/>
+              </w:rPr>
+              <w:t>.462</w:t>
+            </w:r>
           </w:p>
         </w:tc>
       </w:tr>
@@ -3105,6 +3213,7 @@
         <w:tc>
           <w:tcPr>
             <w:tcW w:w="956" w:type="pct"/>
+            <w:vAlign w:val="center"/>
           </w:tcPr>
           <w:p>
             <w:pPr>
@@ -3213,16 +3322,23 @@
         <w:tc>
           <w:tcPr>
             <w:tcW w:w="956" w:type="pct"/>
-          </w:tcPr>
-          <w:p>
-            <w:pPr>
-              <w:spacing w:line="360" w:lineRule="auto"/>
-              <w:contextualSpacing/>
-              <w:jc w:val="center"/>
-              <w:rPr>
-                <w:rFonts w:ascii="Times New Roman" w:hAnsi="Times New Roman" w:cs="Times New Roman"/>
-              </w:rPr>
-            </w:pPr>
+            <w:vAlign w:val="center"/>
+          </w:tcPr>
+          <w:p>
+            <w:pPr>
+              <w:spacing w:line="360" w:lineRule="auto"/>
+              <w:contextualSpacing/>
+              <w:jc w:val="center"/>
+              <w:rPr>
+                <w:rFonts w:ascii="Times New Roman" w:hAnsi="Times New Roman" w:cs="Times New Roman"/>
+              </w:rPr>
+            </w:pPr>
+            <w:r>
+              <w:rPr>
+                <w:rFonts w:ascii="Times New Roman" w:hAnsi="Times New Roman" w:cs="Times New Roman"/>
+              </w:rPr>
+              <w:t>.827</w:t>
+            </w:r>
           </w:p>
         </w:tc>
       </w:tr>
@@ -3321,16 +3437,23 @@
         <w:tc>
           <w:tcPr>
             <w:tcW w:w="956" w:type="pct"/>
-          </w:tcPr>
-          <w:p>
-            <w:pPr>
-              <w:spacing w:line="360" w:lineRule="auto"/>
-              <w:contextualSpacing/>
-              <w:jc w:val="center"/>
-              <w:rPr>
-                <w:rFonts w:ascii="Times New Roman" w:hAnsi="Times New Roman" w:cs="Times New Roman"/>
-              </w:rPr>
-            </w:pPr>
+            <w:vAlign w:val="center"/>
+          </w:tcPr>
+          <w:p>
+            <w:pPr>
+              <w:spacing w:line="360" w:lineRule="auto"/>
+              <w:contextualSpacing/>
+              <w:jc w:val="center"/>
+              <w:rPr>
+                <w:rFonts w:ascii="Times New Roman" w:hAnsi="Times New Roman" w:cs="Times New Roman"/>
+              </w:rPr>
+            </w:pPr>
+            <w:r>
+              <w:rPr>
+                <w:rFonts w:ascii="Times New Roman" w:hAnsi="Times New Roman" w:cs="Times New Roman"/>
+              </w:rPr>
+              <w:t>.871</w:t>
+            </w:r>
           </w:p>
         </w:tc>
       </w:tr>
@@ -3428,16 +3551,23 @@
         <w:tc>
           <w:tcPr>
             <w:tcW w:w="956" w:type="pct"/>
-          </w:tcPr>
-          <w:p>
-            <w:pPr>
-              <w:spacing w:line="360" w:lineRule="auto"/>
-              <w:contextualSpacing/>
-              <w:jc w:val="center"/>
-              <w:rPr>
-                <w:rFonts w:ascii="Times New Roman" w:hAnsi="Times New Roman" w:cs="Times New Roman"/>
-              </w:rPr>
-            </w:pPr>
+            <w:vAlign w:val="center"/>
+          </w:tcPr>
+          <w:p>
+            <w:pPr>
+              <w:spacing w:line="360" w:lineRule="auto"/>
+              <w:contextualSpacing/>
+              <w:jc w:val="center"/>
+              <w:rPr>
+                <w:rFonts w:ascii="Times New Roman" w:hAnsi="Times New Roman" w:cs="Times New Roman"/>
+              </w:rPr>
+            </w:pPr>
+            <w:r>
+              <w:rPr>
+                <w:rFonts w:ascii="Times New Roman" w:hAnsi="Times New Roman" w:cs="Times New Roman"/>
+              </w:rPr>
+              <w:t>.777</w:t>
+            </w:r>
           </w:p>
         </w:tc>
       </w:tr>
@@ -3535,16 +3665,23 @@
         <w:tc>
           <w:tcPr>
             <w:tcW w:w="956" w:type="pct"/>
-          </w:tcPr>
-          <w:p>
-            <w:pPr>
-              <w:spacing w:line="360" w:lineRule="auto"/>
-              <w:contextualSpacing/>
-              <w:jc w:val="center"/>
-              <w:rPr>
-                <w:rFonts w:ascii="Times New Roman" w:hAnsi="Times New Roman" w:cs="Times New Roman"/>
-              </w:rPr>
-            </w:pPr>
+            <w:vAlign w:val="center"/>
+          </w:tcPr>
+          <w:p>
+            <w:pPr>
+              <w:spacing w:line="360" w:lineRule="auto"/>
+              <w:contextualSpacing/>
+              <w:jc w:val="center"/>
+              <w:rPr>
+                <w:rFonts w:ascii="Times New Roman" w:hAnsi="Times New Roman" w:cs="Times New Roman"/>
+              </w:rPr>
+            </w:pPr>
+            <w:r>
+              <w:rPr>
+                <w:rFonts w:ascii="Times New Roman" w:hAnsi="Times New Roman" w:cs="Times New Roman"/>
+              </w:rPr>
+              <w:t>.656</w:t>
+            </w:r>
           </w:p>
         </w:tc>
       </w:tr>
@@ -3642,16 +3779,23 @@
         <w:tc>
           <w:tcPr>
             <w:tcW w:w="956" w:type="pct"/>
-          </w:tcPr>
-          <w:p>
-            <w:pPr>
-              <w:spacing w:line="360" w:lineRule="auto"/>
-              <w:contextualSpacing/>
-              <w:jc w:val="center"/>
-              <w:rPr>
-                <w:rFonts w:ascii="Times New Roman" w:hAnsi="Times New Roman" w:cs="Times New Roman"/>
-              </w:rPr>
-            </w:pPr>
+            <w:vAlign w:val="center"/>
+          </w:tcPr>
+          <w:p>
+            <w:pPr>
+              <w:spacing w:line="360" w:lineRule="auto"/>
+              <w:contextualSpacing/>
+              <w:jc w:val="center"/>
+              <w:rPr>
+                <w:rFonts w:ascii="Times New Roman" w:hAnsi="Times New Roman" w:cs="Times New Roman"/>
+              </w:rPr>
+            </w:pPr>
+            <w:r>
+              <w:rPr>
+                <w:rFonts w:ascii="Times New Roman" w:hAnsi="Times New Roman" w:cs="Times New Roman"/>
+              </w:rPr>
+              <w:t>.243</w:t>
+            </w:r>
           </w:p>
         </w:tc>
       </w:tr>
@@ -3749,16 +3893,23 @@
         <w:tc>
           <w:tcPr>
             <w:tcW w:w="956" w:type="pct"/>
-          </w:tcPr>
-          <w:p>
-            <w:pPr>
-              <w:spacing w:line="360" w:lineRule="auto"/>
-              <w:contextualSpacing/>
-              <w:jc w:val="center"/>
-              <w:rPr>
-                <w:rFonts w:ascii="Times New Roman" w:hAnsi="Times New Roman" w:cs="Times New Roman"/>
-              </w:rPr>
-            </w:pPr>
+            <w:vAlign w:val="center"/>
+          </w:tcPr>
+          <w:p>
+            <w:pPr>
+              <w:spacing w:line="360" w:lineRule="auto"/>
+              <w:contextualSpacing/>
+              <w:jc w:val="center"/>
+              <w:rPr>
+                <w:rFonts w:ascii="Times New Roman" w:hAnsi="Times New Roman" w:cs="Times New Roman"/>
+              </w:rPr>
+            </w:pPr>
+            <w:r>
+              <w:rPr>
+                <w:rFonts w:ascii="Times New Roman" w:hAnsi="Times New Roman" w:cs="Times New Roman"/>
+              </w:rPr>
+              <w:t>.359</w:t>
+            </w:r>
           </w:p>
         </w:tc>
       </w:tr>
@@ -3784,6 +3935,12 @@
           <w:rFonts w:ascii="Times New Roman" w:hAnsi="Times New Roman" w:cs="Times New Roman"/>
         </w:rPr>
         <w:t>. Means are estimated for continuous variables with standard deviations in parentheses, while count and percentages are shown for categorical variables. ICC, intra-class correlation (proportion of between-family variance over total variance of the variable). ICC is estimated for dichotomous variables by dummy coding. Parental relationships, delinquent peer affiliation, school connectedness, antisocial behavior, and substance use behavior are measured as standardized factor scores estimated in the entire Add Health genotyped sample (i.e., population + related sample combined).</w:t>
+      </w:r>
+      <w:r>
+        <w:rPr>
+          <w:rFonts w:ascii="Times New Roman" w:hAnsi="Times New Roman" w:cs="Times New Roman"/>
+        </w:rPr>
+        <w:t xml:space="preserve"> Subsample comparison was performed by first randomly selecting one twin/sibling from each family and comparing these adolescents to the unrelated adolescents in the population sample. Continuous outcomes were compared using linear regression, binary outcomes using logistic regression, and categorical outcomes using chi-square test.</w:t>
       </w:r>
     </w:p>
     <w:p>
@@ -3852,16 +4009,6 @@
         </w:rPr>
         <w:t xml:space="preserve"> Parental education is measured as the higher of maternal and paternal education levels. In our analysis, ordinal categories of parental education were modeled as a continuous variable.</w:t>
       </w:r>
-    </w:p>
-    <w:p>
-      <w:pPr>
-        <w:rPr>
-          <w:rFonts w:ascii="Times New Roman" w:hAnsi="Times New Roman" w:cs="Times New Roman"/>
-          <w:b/>
-          <w:bCs/>
-          <w:u w:val="single"/>
-        </w:rPr>
-      </w:pPr>
       <w:r>
         <w:rPr>
           <w:rFonts w:ascii="Times New Roman" w:hAnsi="Times New Roman" w:cs="Times New Roman"/>
@@ -3972,7 +4119,7 @@
                     </pic:cNvPicPr>
                   </pic:nvPicPr>
                   <pic:blipFill>
-                    <a:blip r:embed="rId12">
+                    <a:blip r:embed="rId8">
                       <a:extLst>
                         <a:ext uri="{28A0092B-C50C-407E-A947-70E740481C1C}">
                           <a14:useLocalDpi xmlns:a14="http://schemas.microsoft.com/office/drawing/2010/main" val="0"/>
@@ -4160,7 +4307,7 @@
                     </pic:cNvPicPr>
                   </pic:nvPicPr>
                   <pic:blipFill>
-                    <a:blip r:embed="rId13" cstate="print">
+                    <a:blip r:embed="rId9" cstate="print">
                       <a:extLst>
                         <a:ext uri="{28A0092B-C50C-407E-A947-70E740481C1C}">
                           <a14:useLocalDpi xmlns:a14="http://schemas.microsoft.com/office/drawing/2010/main" val="0"/>
@@ -4276,45 +4423,6 @@
 </w:document>
 </file>
 
-<file path=word/comments.xml><?xml version="1.0" encoding="utf-8"?>
-<w:comments xmlns:wpc="http://schemas.microsoft.com/office/word/2010/wordprocessingCanvas" xmlns:cx="http://schemas.microsoft.com/office/drawing/2014/chartex" xmlns:cx1="http://schemas.microsoft.com/office/drawing/2015/9/8/chartex" xmlns:cx2="http://schemas.microsoft.com/office/drawing/2015/10/21/chartex" xmlns:cx3="http://schemas.microsoft.com/office/drawing/2016/5/9/chartex" xmlns:cx4="http://schemas.microsoft.com/office/drawing/2016/5/10/chartex" xmlns:cx5="http://schemas.microsoft.com/office/drawing/2016/5/11/chartex" xmlns:cx6="http://schemas.microsoft.com/office/drawing/2016/5/12/chartex" xmlns:cx7="http://schemas.microsoft.com/office/drawing/2016/5/13/chartex" xmlns:cx8="http://schemas.microsoft.com/office/drawing/2016/5/14/chartex" xmlns:mc="http://schemas.openxmlformats.org/markup-compatibility/2006" xmlns:aink="http://schemas.microsoft.com/office/drawing/2016/ink" xmlns:am3d="http://schemas.microsoft.com/office/drawing/2017/model3d" xmlns:o="urn:schemas-microsoft-com:office:office" xmlns:oel="http://schemas.microsoft.com/office/2019/extlst" xmlns:r="http://schemas.openxmlformats.org/officeDocument/2006/relationships" xmlns:m="http://schemas.openxmlformats.org/officeDocument/2006/math" xmlns:v="urn:schemas-microsoft-com:vml" xmlns:wp14="http://schemas.microsoft.com/office/word/2010/wordprocessingDrawing" xmlns:wp="http://schemas.openxmlformats.org/drawingml/2006/wordprocessingDrawing" xmlns:w10="urn:schemas-microsoft-com:office:word" xmlns:w="http://schemas.openxmlformats.org/wordprocessingml/2006/main" xmlns:w14="http://schemas.microsoft.com/office/word/2010/wordml" xmlns:w15="http://schemas.microsoft.com/office/word/2012/wordml" xmlns:w16cex="http://schemas.microsoft.com/office/word/2018/wordml/cex" xmlns:w16cid="http://schemas.microsoft.com/office/word/2016/wordml/cid" xmlns:w16="http://schemas.microsoft.com/office/word/2018/wordml" xmlns:w16du="http://schemas.microsoft.com/office/word/2023/wordml/word16du" xmlns:w16sdtdh="http://schemas.microsoft.com/office/word/2020/wordml/sdtdatahash" xmlns:w16sdtfl="http://schemas.microsoft.com/office/word/2024/wordml/sdtformatlock" xmlns:w16se="http://schemas.microsoft.com/office/word/2015/wordml/symex" xmlns:wpg="http://schemas.microsoft.com/office/word/2010/wordprocessingGroup" xmlns:wpi="http://schemas.microsoft.com/office/word/2010/wordprocessingInk" xmlns:wne="http://schemas.microsoft.com/office/word/2006/wordml" xmlns:wps="http://schemas.microsoft.com/office/word/2010/wordprocessingShape" mc:Ignorable="w14 w15 w16se w16cid w16 w16cex w16sdtdh w16sdtfl w16du wp14">
-  <w:comment w:id="1" w:author="James Li" w:date="2026-02-18T11:55:00Z" w:initials="JL">
-    <w:p>
-      <w:pPr>
-        <w:pStyle w:val="CommentText"/>
-      </w:pPr>
-      <w:r>
-        <w:rPr>
-          <w:rStyle w:val="CommentReference"/>
-        </w:rPr>
-        <w:annotationRef/>
-      </w:r>
-      <w:r>
-        <w:t xml:space="preserve">You need to have a mean comparison between groups - to show that there are or aren’t demographic differences between your subsamples. This would explain why your between model vs. population model was different. </w:t>
-      </w:r>
-    </w:p>
-  </w:comment>
-</w:comments>
-</file>
-
-<file path=word/commentsExtended.xml><?xml version="1.0" encoding="utf-8"?>
-<w15:commentsEx xmlns:wpc="http://schemas.microsoft.com/office/word/2010/wordprocessingCanvas" xmlns:cx="http://schemas.microsoft.com/office/drawing/2014/chartex" xmlns:cx1="http://schemas.microsoft.com/office/drawing/2015/9/8/chartex" xmlns:cx2="http://schemas.microsoft.com/office/drawing/2015/10/21/chartex" xmlns:cx3="http://schemas.microsoft.com/office/drawing/2016/5/9/chartex" xmlns:cx4="http://schemas.microsoft.com/office/drawing/2016/5/10/chartex" xmlns:cx5="http://schemas.microsoft.com/office/drawing/2016/5/11/chartex" xmlns:cx6="http://schemas.microsoft.com/office/drawing/2016/5/12/chartex" xmlns:cx7="http://schemas.microsoft.com/office/drawing/2016/5/13/chartex" xmlns:cx8="http://schemas.microsoft.com/office/drawing/2016/5/14/chartex" xmlns:mc="http://schemas.openxmlformats.org/markup-compatibility/2006" xmlns:aink="http://schemas.microsoft.com/office/drawing/2016/ink" xmlns:am3d="http://schemas.microsoft.com/office/drawing/2017/model3d" xmlns:o="urn:schemas-microsoft-com:office:office" xmlns:oel="http://schemas.microsoft.com/office/2019/extlst" xmlns:r="http://schemas.openxmlformats.org/officeDocument/2006/relationships" xmlns:m="http://schemas.openxmlformats.org/officeDocument/2006/math" xmlns:v="urn:schemas-microsoft-com:vml" xmlns:wp14="http://schemas.microsoft.com/office/word/2010/wordprocessingDrawing" xmlns:wp="http://schemas.openxmlformats.org/drawingml/2006/wordprocessingDrawing" xmlns:w10="urn:schemas-microsoft-com:office:word" xmlns:w="http://schemas.openxmlformats.org/wordprocessingml/2006/main" xmlns:w14="http://schemas.microsoft.com/office/word/2010/wordml" xmlns:w15="http://schemas.microsoft.com/office/word/2012/wordml" xmlns:w16cex="http://schemas.microsoft.com/office/word/2018/wordml/cex" xmlns:w16cid="http://schemas.microsoft.com/office/word/2016/wordml/cid" xmlns:w16="http://schemas.microsoft.com/office/word/2018/wordml" xmlns:w16du="http://schemas.microsoft.com/office/word/2023/wordml/word16du" xmlns:w16sdtdh="http://schemas.microsoft.com/office/word/2020/wordml/sdtdatahash" xmlns:w16sdtfl="http://schemas.microsoft.com/office/word/2024/wordml/sdtformatlock" xmlns:w16se="http://schemas.microsoft.com/office/word/2015/wordml/symex" xmlns:wpg="http://schemas.microsoft.com/office/word/2010/wordprocessingGroup" xmlns:wpi="http://schemas.microsoft.com/office/word/2010/wordprocessingInk" xmlns:wne="http://schemas.microsoft.com/office/word/2006/wordml" xmlns:wps="http://schemas.microsoft.com/office/word/2010/wordprocessingShape" mc:Ignorable="w14 w15 w16se w16cid w16 w16cex w16sdtdh w16sdtfl w16du wp14">
-  <w15:commentEx w15:paraId="3795D843" w15:done="0"/>
-</w15:commentsEx>
-</file>
-
-<file path=word/commentsExtensible.xml><?xml version="1.0" encoding="utf-8"?>
-<w16cex:commentsExtensible xmlns:wpc="http://schemas.microsoft.com/office/word/2010/wordprocessingCanvas" xmlns:cx="http://schemas.microsoft.com/office/drawing/2014/chartex" xmlns:cx1="http://schemas.microsoft.com/office/drawing/2015/9/8/chartex" xmlns:cx2="http://schemas.microsoft.com/office/drawing/2015/10/21/chartex" xmlns:cx3="http://schemas.microsoft.com/office/drawing/2016/5/9/chartex" xmlns:cx4="http://schemas.microsoft.com/office/drawing/2016/5/10/chartex" xmlns:cx5="http://schemas.microsoft.com/office/drawing/2016/5/11/chartex" xmlns:cx6="http://schemas.microsoft.com/office/drawing/2016/5/12/chartex" xmlns:cx7="http://schemas.microsoft.com/office/drawing/2016/5/13/chartex" xmlns:cx8="http://schemas.microsoft.com/office/drawing/2016/5/14/chartex" xmlns:cr="http://schemas.microsoft.com/office/comments/2020/reactions" xmlns:mc="http://schemas.openxmlformats.org/markup-compatibility/2006" xmlns:aink="http://schemas.microsoft.com/office/drawing/2016/ink" xmlns:am3d="http://schemas.microsoft.com/office/drawing/2017/model3d" xmlns:o="urn:schemas-microsoft-com:office:office" xmlns:oel="http://schemas.microsoft.com/office/2019/extlst" xmlns:r="http://schemas.openxmlformats.org/officeDocument/2006/relationships" xmlns:m="http://schemas.openxmlformats.org/officeDocument/2006/math" xmlns:v="urn:schemas-microsoft-com:vml" xmlns:wp14="http://schemas.microsoft.com/office/word/2010/wordprocessingDrawing" xmlns:wp="http://schemas.openxmlformats.org/drawingml/2006/wordprocessingDrawing" xmlns:w10="urn:schemas-microsoft-com:office:word" xmlns:w="http://schemas.openxmlformats.org/wordprocessingml/2006/main" xmlns:w14="http://schemas.microsoft.com/office/word/2010/wordml" xmlns:w15="http://schemas.microsoft.com/office/word/2012/wordml" xmlns:w16cex="http://schemas.microsoft.com/office/word/2018/wordml/cex" xmlns:w16cid="http://schemas.microsoft.com/office/word/2016/wordml/cid" xmlns:w16="http://schemas.microsoft.com/office/word/2018/wordml" xmlns:w16du="http://schemas.microsoft.com/office/word/2023/wordml/word16du" xmlns:w16sdtdh="http://schemas.microsoft.com/office/word/2020/wordml/sdtdatahash" xmlns:w16sdtfl="http://schemas.microsoft.com/office/word/2024/wordml/sdtformatlock" xmlns:w16se="http://schemas.microsoft.com/office/word/2015/wordml/symex" xmlns:wpg="http://schemas.microsoft.com/office/word/2010/wordprocessingGroup" xmlns:wpi="http://schemas.microsoft.com/office/word/2010/wordprocessingInk" xmlns:wne="http://schemas.microsoft.com/office/word/2006/wordml" xmlns:wps="http://schemas.microsoft.com/office/word/2010/wordprocessingShape" mc:Ignorable="w14 w15 w16se w16cid w16 w16cex w16sdtdh w16sdtfl cr w16du wp14">
-  <w16cex:commentExtensible w16cex:durableId="71426016" w16cex:dateUtc="2026-02-18T17:55:00Z"/>
-</w16cex:commentsExtensible>
-</file>
-
-<file path=word/commentsIds.xml><?xml version="1.0" encoding="utf-8"?>
-<w16cid:commentsIds xmlns:wpc="http://schemas.microsoft.com/office/word/2010/wordprocessingCanvas" xmlns:cx="http://schemas.microsoft.com/office/drawing/2014/chartex" xmlns:cx1="http://schemas.microsoft.com/office/drawing/2015/9/8/chartex" xmlns:cx2="http://schemas.microsoft.com/office/drawing/2015/10/21/chartex" xmlns:cx3="http://schemas.microsoft.com/office/drawing/2016/5/9/chartex" xmlns:cx4="http://schemas.microsoft.com/office/drawing/2016/5/10/chartex" xmlns:cx5="http://schemas.microsoft.com/office/drawing/2016/5/11/chartex" xmlns:cx6="http://schemas.microsoft.com/office/drawing/2016/5/12/chartex" xmlns:cx7="http://schemas.microsoft.com/office/drawing/2016/5/13/chartex" xmlns:cx8="http://schemas.microsoft.com/office/drawing/2016/5/14/chartex" xmlns:mc="http://schemas.openxmlformats.org/markup-compatibility/2006" xmlns:aink="http://schemas.microsoft.com/office/drawing/2016/ink" xmlns:am3d="http://schemas.microsoft.com/office/drawing/2017/model3d" xmlns:o="urn:schemas-microsoft-com:office:office" xmlns:oel="http://schemas.microsoft.com/office/2019/extlst" xmlns:r="http://schemas.openxmlformats.org/officeDocument/2006/relationships" xmlns:m="http://schemas.openxmlformats.org/officeDocument/2006/math" xmlns:v="urn:schemas-microsoft-com:vml" xmlns:wp14="http://schemas.microsoft.com/office/word/2010/wordprocessingDrawing" xmlns:wp="http://schemas.openxmlformats.org/drawingml/2006/wordprocessingDrawing" xmlns:w10="urn:schemas-microsoft-com:office:word" xmlns:w="http://schemas.openxmlformats.org/wordprocessingml/2006/main" xmlns:w14="http://schemas.microsoft.com/office/word/2010/wordml" xmlns:w15="http://schemas.microsoft.com/office/word/2012/wordml" xmlns:w16cex="http://schemas.microsoft.com/office/word/2018/wordml/cex" xmlns:w16cid="http://schemas.microsoft.com/office/word/2016/wordml/cid" xmlns:w16="http://schemas.microsoft.com/office/word/2018/wordml" xmlns:w16du="http://schemas.microsoft.com/office/word/2023/wordml/word16du" xmlns:w16sdtdh="http://schemas.microsoft.com/office/word/2020/wordml/sdtdatahash" xmlns:w16sdtfl="http://schemas.microsoft.com/office/word/2024/wordml/sdtformatlock" xmlns:w16se="http://schemas.microsoft.com/office/word/2015/wordml/symex" xmlns:wpg="http://schemas.microsoft.com/office/word/2010/wordprocessingGroup" xmlns:wpi="http://schemas.microsoft.com/office/word/2010/wordprocessingInk" xmlns:wne="http://schemas.microsoft.com/office/word/2006/wordml" xmlns:wps="http://schemas.microsoft.com/office/word/2010/wordprocessingShape" mc:Ignorable="w14 w15 w16se w16cid w16 w16cex w16sdtdh w16sdtfl w16du wp14">
-  <w16cid:commentId w16cid:paraId="3795D843" w16cid:durableId="71426016"/>
-</w16cid:commentsIds>
-</file>
-
 <file path=word/endnotes.xml><?xml version="1.0" encoding="utf-8"?>
 <w:endnotes xmlns:wpc="http://schemas.microsoft.com/office/word/2010/wordprocessingCanvas" xmlns:cx="http://schemas.microsoft.com/office/drawing/2014/chartex" xmlns:cx1="http://schemas.microsoft.com/office/drawing/2015/9/8/chartex" xmlns:cx2="http://schemas.microsoft.com/office/drawing/2015/10/21/chartex" xmlns:cx3="http://schemas.microsoft.com/office/drawing/2016/5/9/chartex" xmlns:cx4="http://schemas.microsoft.com/office/drawing/2016/5/10/chartex" xmlns:cx5="http://schemas.microsoft.com/office/drawing/2016/5/11/chartex" xmlns:cx6="http://schemas.microsoft.com/office/drawing/2016/5/12/chartex" xmlns:cx7="http://schemas.microsoft.com/office/drawing/2016/5/13/chartex" xmlns:cx8="http://schemas.microsoft.com/office/drawing/2016/5/14/chartex" xmlns:mc="http://schemas.openxmlformats.org/markup-compatibility/2006" xmlns:aink="http://schemas.microsoft.com/office/drawing/2016/ink" xmlns:am3d="http://schemas.microsoft.com/office/drawing/2017/model3d" xmlns:o="urn:schemas-microsoft-com:office:office" xmlns:oel="http://schemas.microsoft.com/office/2019/extlst" xmlns:r="http://schemas.openxmlformats.org/officeDocument/2006/relationships" xmlns:m="http://schemas.openxmlformats.org/officeDocument/2006/math" xmlns:v="urn:schemas-microsoft-com:vml" xmlns:wp14="http://schemas.microsoft.com/office/word/2010/wordprocessingDrawing" xmlns:wp="http://schemas.openxmlformats.org/drawingml/2006/wordprocessingDrawing" xmlns:w10="urn:schemas-microsoft-com:office:word" xmlns:w="http://schemas.openxmlformats.org/wordprocessingml/2006/main" xmlns:w14="http://schemas.microsoft.com/office/word/2010/wordml" xmlns:w15="http://schemas.microsoft.com/office/word/2012/wordml" xmlns:w16cex="http://schemas.microsoft.com/office/word/2018/wordml/cex" xmlns:w16cid="http://schemas.microsoft.com/office/word/2016/wordml/cid" xmlns:w16="http://schemas.microsoft.com/office/word/2018/wordml" xmlns:w16du="http://schemas.microsoft.com/office/word/2023/wordml/word16du" xmlns:w16sdtdh="http://schemas.microsoft.com/office/word/2020/wordml/sdtdatahash" xmlns:w16sdtfl="http://schemas.microsoft.com/office/word/2024/wordml/sdtformatlock" xmlns:w16se="http://schemas.microsoft.com/office/word/2015/wordml/symex" xmlns:wpg="http://schemas.microsoft.com/office/word/2010/wordprocessingGroup" xmlns:wpi="http://schemas.microsoft.com/office/word/2010/wordprocessingInk" xmlns:wne="http://schemas.microsoft.com/office/word/2006/wordml" xmlns:wps="http://schemas.microsoft.com/office/word/2010/wordprocessingShape" mc:Ignorable="w14 w15 w16se w16cid w16 w16cex w16sdtdh w16sdtfl w16du wp14">
   <w:endnote w:type="separator" w:id="-1">
@@ -5050,14 +5158,6 @@
     <w:abstractNumId w:val="1"/>
   </w:num>
 </w:numbering>
-</file>
-
-<file path=word/people.xml><?xml version="1.0" encoding="utf-8"?>
-<w15:people xmlns:wpc="http://schemas.microsoft.com/office/word/2010/wordprocessingCanvas" xmlns:cx="http://schemas.microsoft.com/office/drawing/2014/chartex" xmlns:cx1="http://schemas.microsoft.com/office/drawing/2015/9/8/chartex" xmlns:cx2="http://schemas.microsoft.com/office/drawing/2015/10/21/chartex" xmlns:cx3="http://schemas.microsoft.com/office/drawing/2016/5/9/chartex" xmlns:cx4="http://schemas.microsoft.com/office/drawing/2016/5/10/chartex" xmlns:cx5="http://schemas.microsoft.com/office/drawing/2016/5/11/chartex" xmlns:cx6="http://schemas.microsoft.com/office/drawing/2016/5/12/chartex" xmlns:cx7="http://schemas.microsoft.com/office/drawing/2016/5/13/chartex" xmlns:cx8="http://schemas.microsoft.com/office/drawing/2016/5/14/chartex" xmlns:mc="http://schemas.openxmlformats.org/markup-compatibility/2006" xmlns:aink="http://schemas.microsoft.com/office/drawing/2016/ink" xmlns:am3d="http://schemas.microsoft.com/office/drawing/2017/model3d" xmlns:o="urn:schemas-microsoft-com:office:office" xmlns:oel="http://schemas.microsoft.com/office/2019/extlst" xmlns:r="http://schemas.openxmlformats.org/officeDocument/2006/relationships" xmlns:m="http://schemas.openxmlformats.org/officeDocument/2006/math" xmlns:v="urn:schemas-microsoft-com:vml" xmlns:wp14="http://schemas.microsoft.com/office/word/2010/wordprocessingDrawing" xmlns:wp="http://schemas.openxmlformats.org/drawingml/2006/wordprocessingDrawing" xmlns:w10="urn:schemas-microsoft-com:office:word" xmlns:w="http://schemas.openxmlformats.org/wordprocessingml/2006/main" xmlns:w14="http://schemas.microsoft.com/office/word/2010/wordml" xmlns:w15="http://schemas.microsoft.com/office/word/2012/wordml" xmlns:w16cex="http://schemas.microsoft.com/office/word/2018/wordml/cex" xmlns:w16cid="http://schemas.microsoft.com/office/word/2016/wordml/cid" xmlns:w16="http://schemas.microsoft.com/office/word/2018/wordml" xmlns:w16du="http://schemas.microsoft.com/office/word/2023/wordml/word16du" xmlns:w16sdtdh="http://schemas.microsoft.com/office/word/2020/wordml/sdtdatahash" xmlns:w16sdtfl="http://schemas.microsoft.com/office/word/2024/wordml/sdtformatlock" xmlns:w16se="http://schemas.microsoft.com/office/word/2015/wordml/symex" xmlns:wpg="http://schemas.microsoft.com/office/word/2010/wordprocessingGroup" xmlns:wpi="http://schemas.microsoft.com/office/word/2010/wordprocessingInk" xmlns:wne="http://schemas.microsoft.com/office/word/2006/wordml" xmlns:wps="http://schemas.microsoft.com/office/word/2010/wordprocessingShape" mc:Ignorable="w14 w15 w16se w16cid w16 w16cex w16sdtdh w16sdtfl w16du wp14">
-  <w15:person w15:author="James Li">
-    <w15:presenceInfo w15:providerId="AD" w15:userId="S::jli674@wisc.edu::ceb9145a-4b3d-45a4-ae46-3ed1262ae37f"/>
-  </w15:person>
-</w15:people>
 </file>
 
 <file path=word/styles.xml><?xml version="1.0" encoding="utf-8"?>

--- a/manuscript/lichen_dong_within_rge_table_figure_03022026.docx
+++ b/manuscript/lichen_dong_within_rge_table_figure_03022026.docx
@@ -3996,6 +3996,7 @@
           <w:vertAlign w:val="superscript"/>
         </w:rPr>
       </w:pPr>
+      <w:proofErr w:type="gramStart"/>
       <w:r>
         <w:rPr>
           <w:rFonts w:ascii="Times New Roman" w:hAnsi="Times New Roman" w:cs="Times New Roman"/>
@@ -4007,7 +4008,14 @@
         <w:rPr>
           <w:rFonts w:ascii="Times New Roman" w:hAnsi="Times New Roman" w:cs="Times New Roman"/>
         </w:rPr>
-        <w:t xml:space="preserve"> Parental education is measured as the higher of maternal and paternal education levels. In our analysis, ordinal categories of parental education were modeled as a continuous variable.</w:t>
+        <w:t xml:space="preserve"> Parental education</w:t>
+      </w:r>
+      <w:proofErr w:type="gramEnd"/>
+      <w:r>
+        <w:rPr>
+          <w:rFonts w:ascii="Times New Roman" w:hAnsi="Times New Roman" w:cs="Times New Roman"/>
+        </w:rPr>
+        <w:t xml:space="preserve"> is measured as the higher of maternal and paternal education levels. In our analysis, ordinal categories of parental education were modeled as a continuous variable.</w:t>
       </w:r>
       <w:r>
         <w:rPr>
